--- a/zht/docx/060.content.docx
+++ b/zht/docx/060.content.docx
@@ -390,18 +390,12 @@
           <w:lang w:val="zh_TW" w:bidi="zh_TW"/>
         </w:rPr>
       </w:r>
-      <w:hyperlink r:id="rId13">
-        <w:r>
-          <w:rPr>
-            <w:lang w:val="zh_TW" w:bidi="zh_TW"/>
-          </w:rPr>
-          <w:rPr>
-            <w:color w:val="0000EE"/>
-            <w:u w:val="single"/>
-          </w:rPr>
-          <w:t>約翰壹書4:18</w:t>
-        </w:r>
-      </w:hyperlink>
+      <w:r>
+        <w:rPr>
+          <w:lang w:val="zh_TW" w:bidi="zh_TW"/>
+        </w:rPr>
+        <w:t>約翰壹書4:18</w:t>
+      </w:r>
     </w:p>
     <w:p>
       <w:pPr>
@@ -414,18 +408,12 @@
           <w:lang w:val="zh_TW" w:bidi="zh_TW"/>
         </w:rPr>
       </w:r>
-      <w:hyperlink r:id="rId14">
-        <w:r>
-          <w:rPr>
-            <w:lang w:val="zh_TW" w:bidi="zh_TW"/>
-          </w:rPr>
-          <w:rPr>
-            <w:color w:val="0000EE"/>
-            <w:u w:val="single"/>
-          </w:rPr>
-          <w:t>使徒行傳2:43</w:t>
-        </w:r>
-      </w:hyperlink>
+      <w:r>
+        <w:rPr>
+          <w:lang w:val="zh_TW" w:bidi="zh_TW"/>
+        </w:rPr>
+        <w:t>使徒行傳2:43</w:t>
+      </w:r>
     </w:p>
     <w:p>
       <w:pPr>
@@ -438,18 +426,12 @@
           <w:lang w:val="zh_TW" w:bidi="zh_TW"/>
         </w:rPr>
       </w:r>
-      <w:hyperlink r:id="rId15">
-        <w:r>
-          <w:rPr>
-            <w:lang w:val="zh_TW" w:bidi="zh_TW"/>
-          </w:rPr>
-          <w:rPr>
-            <w:color w:val="0000EE"/>
-            <w:u w:val="single"/>
-          </w:rPr>
-          <w:t>使徒行傳19:15–17</w:t>
-        </w:r>
-      </w:hyperlink>
+      <w:r>
+        <w:rPr>
+          <w:lang w:val="zh_TW" w:bidi="zh_TW"/>
+        </w:rPr>
+        <w:t>使徒行傳19:15–17</w:t>
+      </w:r>
     </w:p>
     <w:p>
       <w:pPr>
@@ -462,18 +444,12 @@
           <w:lang w:val="zh_TW" w:bidi="zh_TW"/>
         </w:rPr>
       </w:r>
-      <w:hyperlink r:id="rId16">
-        <w:r>
-          <w:rPr>
-            <w:lang w:val="zh_TW" w:bidi="zh_TW"/>
-          </w:rPr>
-          <w:rPr>
-            <w:color w:val="0000EE"/>
-            <w:u w:val="single"/>
-          </w:rPr>
-          <w:t>創世記50:21</w:t>
-        </w:r>
-      </w:hyperlink>
+      <w:r>
+        <w:rPr>
+          <w:lang w:val="zh_TW" w:bidi="zh_TW"/>
+        </w:rPr>
+        <w:t>創世記50:21</w:t>
+      </w:r>
     </w:p>
     <w:p>
       <w:pPr>
@@ -486,18 +462,12 @@
           <w:lang w:val="zh_TW" w:bidi="zh_TW"/>
         </w:rPr>
       </w:r>
-      <w:hyperlink r:id="rId17">
-        <w:r>
-          <w:rPr>
-            <w:lang w:val="zh_TW" w:bidi="zh_TW"/>
-          </w:rPr>
-          <w:rPr>
-            <w:color w:val="0000EE"/>
-            <w:u w:val="single"/>
-          </w:rPr>
-          <w:t>以賽亞書11:3–5</w:t>
-        </w:r>
-      </w:hyperlink>
+      <w:r>
+        <w:rPr>
+          <w:lang w:val="zh_TW" w:bidi="zh_TW"/>
+        </w:rPr>
+        <w:t>以賽亞書11:3–5</w:t>
+      </w:r>
     </w:p>
     <w:p>
       <w:pPr>
@@ -510,18 +480,12 @@
           <w:lang w:val="zh_TW" w:bidi="zh_TW"/>
         </w:rPr>
       </w:r>
-      <w:hyperlink r:id="rId18">
-        <w:r>
-          <w:rPr>
-            <w:lang w:val="zh_TW" w:bidi="zh_TW"/>
-          </w:rPr>
-          <w:rPr>
-            <w:color w:val="0000EE"/>
-            <w:u w:val="single"/>
-          </w:rPr>
-          <w:t>約伯記6:14</w:t>
-        </w:r>
-      </w:hyperlink>
+      <w:r>
+        <w:rPr>
+          <w:lang w:val="zh_TW" w:bidi="zh_TW"/>
+        </w:rPr>
+        <w:t>約伯記6:14</w:t>
+      </w:r>
     </w:p>
     <w:p>
       <w:pPr>
@@ -534,18 +498,12 @@
           <w:lang w:val="zh_TW" w:bidi="zh_TW"/>
         </w:rPr>
       </w:r>
-      <w:hyperlink r:id="rId19">
-        <w:r>
-          <w:rPr>
-            <w:lang w:val="zh_TW" w:bidi="zh_TW"/>
-          </w:rPr>
-          <w:rPr>
-            <w:color w:val="0000EE"/>
-            <w:u w:val="single"/>
-          </w:rPr>
-          <w:t>約拿書1:9</w:t>
-        </w:r>
-      </w:hyperlink>
+      <w:r>
+        <w:rPr>
+          <w:lang w:val="zh_TW" w:bidi="zh_TW"/>
+        </w:rPr>
+        <w:t>約拿書1:9</w:t>
+      </w:r>
     </w:p>
     <w:p>
       <w:pPr>
@@ -558,18 +516,12 @@
           <w:lang w:val="zh_TW" w:bidi="zh_TW"/>
         </w:rPr>
       </w:r>
-      <w:hyperlink r:id="rId20">
-        <w:r>
-          <w:rPr>
-            <w:lang w:val="zh_TW" w:bidi="zh_TW"/>
-          </w:rPr>
-          <w:rPr>
-            <w:color w:val="0000EE"/>
-            <w:u w:val="single"/>
-          </w:rPr>
-          <w:t>路加福音12:5</w:t>
-        </w:r>
-      </w:hyperlink>
+      <w:r>
+        <w:rPr>
+          <w:lang w:val="zh_TW" w:bidi="zh_TW"/>
+        </w:rPr>
+        <w:t>路加福音12:5</w:t>
+      </w:r>
     </w:p>
     <w:p>
       <w:pPr>
@@ -582,18 +534,12 @@
           <w:lang w:val="zh_TW" w:bidi="zh_TW"/>
         </w:rPr>
       </w:r>
-      <w:hyperlink r:id="rId21">
-        <w:r>
-          <w:rPr>
-            <w:lang w:val="zh_TW" w:bidi="zh_TW"/>
-          </w:rPr>
-          <w:rPr>
-            <w:color w:val="0000EE"/>
-            <w:u w:val="single"/>
-          </w:rPr>
-          <w:t>馬太福音10:28</w:t>
-        </w:r>
-      </w:hyperlink>
+      <w:r>
+        <w:rPr>
+          <w:lang w:val="zh_TW" w:bidi="zh_TW"/>
+        </w:rPr>
+        <w:t>馬太福音10:28</w:t>
+      </w:r>
     </w:p>
     <w:p>
       <w:pPr>
@@ -606,18 +552,12 @@
           <w:lang w:val="zh_TW" w:bidi="zh_TW"/>
         </w:rPr>
       </w:r>
-      <w:hyperlink r:id="rId22">
-        <w:r>
-          <w:rPr>
-            <w:lang w:val="zh_TW" w:bidi="zh_TW"/>
-          </w:rPr>
-          <w:rPr>
-            <w:color w:val="0000EE"/>
-            <w:u w:val="single"/>
-          </w:rPr>
-          <w:t>箴言10:24–25</w:t>
-        </w:r>
-      </w:hyperlink>
+      <w:r>
+        <w:rPr>
+          <w:lang w:val="zh_TW" w:bidi="zh_TW"/>
+        </w:rPr>
+        <w:t>箴言10:24–25</w:t>
+      </w:r>
     </w:p>
     <w:p>
       <w:pPr>

--- a/zht/docx/060.content.docx
+++ b/zht/docx/060.content.docx
@@ -353,19 +353,7 @@
         <w:rPr>
           <w:lang w:val="zh_TW" w:bidi="zh_TW"/>
         </w:rPr>
-        <w:t>希奇，</w:t>
-      </w:r>
-      <w:r>
-        <w:rPr>
-          <w:lang w:val="zh_TW" w:bidi="zh_TW"/>
-        </w:rPr>
-        <w:t>大能</w:t>
-      </w:r>
-      <w:r>
-        <w:rPr>
-          <w:lang w:val="zh_TW" w:bidi="zh_TW"/>
-        </w:rPr>
-        <w:t>）</w:t>
+        <w:t>希奇，大能）</w:t>
       </w:r>
     </w:p>
     <w:p>
